--- a/Designing Software - Lab 4.docx
+++ b/Designing Software - Lab 4.docx
@@ -285,7 +285,8 @@
         <w:pStyle w:val="Heading2"/>
       </w:pPr>
       <w:r>
-        <w:t>What good looks like</w:t>
+        <w:lastRenderedPageBreak/>
+        <w:t>Aim for:</w:t>
       </w:r>
     </w:p>
     <w:p>
